--- a/docx/MainReport.docx
+++ b/docx/MainReport.docx
@@ -26392,13 +26392,6 @@
                 <w:noProof/>
                 <w:webHidden/>
               </w:rPr>
-            </w:r>
-            <w:r>
-              <w:rPr>
-                <w:rFonts w:ascii="Arial" w:hAnsi="Arial" w:cs="Arial"/>
-                <w:noProof/>
-                <w:webHidden/>
-              </w:rPr>
               <w:fldChar w:fldCharType="separate"/>
             </w:r>
             <w:r>
@@ -26471,13 +26464,6 @@
                 <w:noProof/>
                 <w:webHidden/>
               </w:rPr>
-            </w:r>
-            <w:r>
-              <w:rPr>
-                <w:rFonts w:ascii="Arial" w:hAnsi="Arial" w:cs="Arial"/>
-                <w:noProof/>
-                <w:webHidden/>
-              </w:rPr>
               <w:fldChar w:fldCharType="separate"/>
             </w:r>
             <w:r>
@@ -26550,13 +26536,6 @@
                 <w:noProof/>
                 <w:webHidden/>
               </w:rPr>
-            </w:r>
-            <w:r>
-              <w:rPr>
-                <w:rFonts w:ascii="Arial" w:hAnsi="Arial" w:cs="Arial"/>
-                <w:noProof/>
-                <w:webHidden/>
-              </w:rPr>
               <w:fldChar w:fldCharType="separate"/>
             </w:r>
             <w:r>
@@ -26629,13 +26608,6 @@
                 <w:noProof/>
                 <w:webHidden/>
               </w:rPr>
-            </w:r>
-            <w:r>
-              <w:rPr>
-                <w:rFonts w:ascii="Arial" w:hAnsi="Arial" w:cs="Arial"/>
-                <w:noProof/>
-                <w:webHidden/>
-              </w:rPr>
               <w:fldChar w:fldCharType="separate"/>
             </w:r>
             <w:r>
@@ -26701,13 +26673,6 @@
                 <w:webHidden/>
               </w:rPr>
               <w:instrText xml:space="preserve"> PAGEREF _Toc241626155 \h </w:instrText>
-            </w:r>
-            <w:r>
-              <w:rPr>
-                <w:rFonts w:ascii="Arial" w:hAnsi="Arial" w:cs="Arial"/>
-                <w:noProof/>
-                <w:webHidden/>
-              </w:rPr>
             </w:r>
             <w:r>
               <w:rPr>
@@ -45609,7 +45574,7 @@
 </file>
 
 <file path=customXml/itemProps1.xml><?xml version="1.0" encoding="utf-8"?>
-<ds:datastoreItem xmlns:ds="http://schemas.openxmlformats.org/officeDocument/2006/customXml" ds:itemID="{FBCBCFC9-33ED-4236-ADDE-064A5D36FE3A}">
+<ds:datastoreItem xmlns:ds="http://schemas.openxmlformats.org/officeDocument/2006/customXml" ds:itemID="{DD8BFB25-092F-4CCE-84D1-4EC035B4CB6A}">
   <ds:schemaRefs>
     <ds:schemaRef ds:uri="http://schemas.openxmlformats.org/officeDocument/2006/bibliography"/>
   </ds:schemaRefs>
